--- a/samples/documents/02-周一-认证模块需求评审.docx
+++ b/samples/documents/02-周一-认证模块需求评审.docx
@@ -56,7 +56,7 @@
           <w:sz w:val="22"/>
           <w:szCs w:val="22"/>
         </w:rPr>
-        <w:t xml:space="preserve">张三、李四、王五、赵六、孙七、周八（设计师）</w:t>
+        <w:t xml:space="preserve">陈强、刘伟、赵丽、杨飞、苏楠、罗茜（UX 设计主管）</w:t>
       </w:r>
     </w:p>
     <w:p>
@@ -77,7 +77,7 @@
           <w:sz w:val="22"/>
           <w:szCs w:val="22"/>
         </w:rPr>
-        <w:t xml:space="preserve">孙七</w:t>
+        <w:t xml:space="preserve">苏楠</w:t>
       </w:r>
     </w:p>
     <w:p>
@@ -328,7 +328,7 @@
           <w:sz w:val="22"/>
           <w:szCs w:val="22"/>
         </w:rPr>
-        <w:t xml:space="preserve">- 周八展示了登录页面设计稿</w:t>
+        <w:t xml:space="preserve">- 罗茜展示了登录页面设计稿</w:t>
       </w:r>
     </w:p>
     <w:p>
@@ -403,7 +403,7 @@
           <w:sz w:val="22"/>
           <w:szCs w:val="22"/>
         </w:rPr>
-        <w:t xml:space="preserve">3. 登录页面使用周八的设计方案</w:t>
+        <w:t xml:space="preserve">3. 登录页面使用罗茜的设计方案</w:t>
       </w:r>
     </w:p>
     <w:sectPr>

--- a/samples/documents/02-周一-认证模块需求评审.docx
+++ b/samples/documents/02-周一-认证模块需求评审.docx
@@ -109,7 +109,7 @@
           <w:sz w:val="22"/>
           <w:szCs w:val="22"/>
         </w:rPr>
-        <w:t xml:space="preserve">用户认证模块是 i-Write 平台的核心基础组件，需要支持：</w:t>
+        <w:t xml:space="preserve">苏楠主持认证模块需求评审。用户认证模块是 i-Write 平台的核心基础组件，需要支持多种登录方式，确保企业级安全性。</w:t>
       </w:r>
     </w:p>
     <w:p>
@@ -133,43 +133,223 @@
           <w:sz w:val="22"/>
           <w:szCs w:val="22"/>
         </w:rPr>
-        <w:t xml:space="preserve">1. Microsoft OAuth2 登录 — 使用 MSAL.js 库</w:t>
-      </w:r>
-    </w:p>
-    <w:p>
-      <w:pPr>
-        <w:spacing w:after="80"/>
-      </w:pPr>
-      <w:r>
-        <w:rPr>
-          <w:sz w:val="22"/>
-          <w:szCs w:val="22"/>
-        </w:rPr>
-        <w:t xml:space="preserve">2. GitHub OAuth 登录 — 用于连接 GitHub 知识源</w:t>
-      </w:r>
-    </w:p>
-    <w:p>
-      <w:pPr>
-        <w:spacing w:after="80"/>
-      </w:pPr>
-      <w:r>
-        <w:rPr>
-          <w:sz w:val="22"/>
-          <w:szCs w:val="22"/>
-        </w:rPr>
-        <w:t xml:space="preserve">3. JWT Token 管理 — 自动刷新、安全存储</w:t>
-      </w:r>
-    </w:p>
-    <w:p>
-      <w:pPr>
-        <w:spacing w:after="80"/>
-      </w:pPr>
-      <w:r>
-        <w:rPr>
-          <w:sz w:val="22"/>
-          <w:szCs w:val="22"/>
-        </w:rPr>
-        <w:t xml:space="preserve">4. 多 Provider 支持 — 用户可绑定多个身份</w:t>
+        <w:t xml:space="preserve">核心需求（18 条）：</w:t>
+      </w:r>
+    </w:p>
+    <w:p>
+      <w:pPr>
+        <w:spacing w:after="80"/>
+      </w:pPr>
+      <w:r>
+        <w:rPr>
+          <w:sz w:val="22"/>
+          <w:szCs w:val="22"/>
+        </w:rPr>
+        <w:t xml:space="preserve">1. Microsoft OAuth2 登录 — 使用 MSAL.js 库，支持 Azure AD 和个人账号</w:t>
+      </w:r>
+    </w:p>
+    <w:p>
+      <w:pPr>
+        <w:spacing w:after="80"/>
+      </w:pPr>
+      <w:r>
+        <w:rPr>
+          <w:sz w:val="22"/>
+          <w:szCs w:val="22"/>
+        </w:rPr>
+        <w:t xml:space="preserve">2. GitHub OAuth 登录 — 用于连接 GitHub 知识源，读取仓库文档</w:t>
+      </w:r>
+    </w:p>
+    <w:p>
+      <w:pPr>
+        <w:spacing w:after="80"/>
+      </w:pPr>
+      <w:r>
+        <w:rPr>
+          <w:sz w:val="22"/>
+          <w:szCs w:val="22"/>
+        </w:rPr>
+        <w:t xml:space="preserve">3. JWT Token 管理 — Access Token 1 小时有效期，Refresh Token 7 天</w:t>
+      </w:r>
+    </w:p>
+    <w:p>
+      <w:pPr>
+        <w:spacing w:after="80"/>
+      </w:pPr>
+      <w:r>
+        <w:rPr>
+          <w:sz w:val="22"/>
+          <w:szCs w:val="22"/>
+        </w:rPr>
+        <w:t xml:space="preserve">4. 多 Provider 支持 — 用户可绑定多个身份（Microsoft + GitHub）</w:t>
+      </w:r>
+    </w:p>
+    <w:p>
+      <w:pPr>
+        <w:spacing w:after="80"/>
+      </w:pPr>
+      <w:r>
+        <w:rPr>
+          <w:sz w:val="22"/>
+          <w:szCs w:val="22"/>
+        </w:rPr>
+        <w:t xml:space="preserve">5. Token 自动刷新 — 前端检测 Access Token 过期前 5 分钟自动刷新</w:t>
+      </w:r>
+    </w:p>
+    <w:p>
+      <w:pPr>
+        <w:spacing w:after="80"/>
+      </w:pPr>
+      <w:r>
+        <w:rPr>
+          <w:sz w:val="22"/>
+          <w:szCs w:val="22"/>
+        </w:rPr>
+        <w:t xml:space="preserve">6. 安全存储 — Access Token 存 HttpOnly Cookie，Refresh Token 存加密 localStorage</w:t>
+      </w:r>
+    </w:p>
+    <w:p>
+      <w:pPr>
+        <w:spacing w:after="80"/>
+      </w:pPr>
+      <w:r>
+        <w:rPr>
+          <w:sz w:val="22"/>
+          <w:szCs w:val="22"/>
+        </w:rPr>
+        <w:t xml:space="preserve">7. CSRF 防护 — OAuth2 State 参数验证，防止 CSRF 攻击</w:t>
+      </w:r>
+    </w:p>
+    <w:p>
+      <w:pPr>
+        <w:spacing w:after="80"/>
+      </w:pPr>
+      <w:r>
+        <w:rPr>
+          <w:sz w:val="22"/>
+          <w:szCs w:val="22"/>
+        </w:rPr>
+        <w:t xml:space="preserve">8. XSS 防护 — HttpOnly Cookie + CSP 策略</w:t>
+      </w:r>
+    </w:p>
+    <w:p>
+      <w:pPr>
+        <w:spacing w:after="80"/>
+      </w:pPr>
+      <w:r>
+        <w:rPr>
+          <w:sz w:val="22"/>
+          <w:szCs w:val="22"/>
+        </w:rPr>
+        <w:t xml:space="preserve">9. Rate Limiting — 登录接口 10 次/分钟/IP</w:t>
+      </w:r>
+    </w:p>
+    <w:p>
+      <w:pPr>
+        <w:spacing w:after="80"/>
+      </w:pPr>
+      <w:r>
+        <w:rPr>
+          <w:sz w:val="22"/>
+          <w:szCs w:val="22"/>
+        </w:rPr>
+        <w:t xml:space="preserve">10. 审计日志 — 记录所有登录、登出、Token 刷新事件</w:t>
+      </w:r>
+    </w:p>
+    <w:p>
+      <w:pPr>
+        <w:spacing w:after="80"/>
+      </w:pPr>
+      <w:r>
+        <w:rPr>
+          <w:sz w:val="22"/>
+          <w:szCs w:val="22"/>
+        </w:rPr>
+        <w:t xml:space="preserve">11. 多设备管理 — 用户可查看和撤销已登录设备</w:t>
+      </w:r>
+    </w:p>
+    <w:p>
+      <w:pPr>
+        <w:spacing w:after="80"/>
+      </w:pPr>
+      <w:r>
+        <w:rPr>
+          <w:sz w:val="22"/>
+          <w:szCs w:val="22"/>
+        </w:rPr>
+        <w:t xml:space="preserve">12. 密码重置 — 邮件链接重置，24 小时过期</w:t>
+      </w:r>
+    </w:p>
+    <w:p>
+      <w:pPr>
+        <w:spacing w:after="80"/>
+      </w:pPr>
+      <w:r>
+        <w:rPr>
+          <w:sz w:val="22"/>
+          <w:szCs w:val="22"/>
+        </w:rPr>
+        <w:t xml:space="preserve">13. 账号锁定 — 连续 5 次登录失败锁定 30 分钟</w:t>
+      </w:r>
+    </w:p>
+    <w:p>
+      <w:pPr>
+        <w:spacing w:after="80"/>
+      </w:pPr>
+      <w:r>
+        <w:rPr>
+          <w:sz w:val="22"/>
+          <w:szCs w:val="22"/>
+        </w:rPr>
+        <w:t xml:space="preserve">14. SSO 企业版 — 支持 SAML 2.0（Sprint 5 规划）</w:t>
+      </w:r>
+    </w:p>
+    <w:p>
+      <w:pPr>
+        <w:spacing w:after="80"/>
+      </w:pPr>
+      <w:r>
+        <w:rPr>
+          <w:sz w:val="22"/>
+          <w:szCs w:val="22"/>
+        </w:rPr>
+        <w:t xml:space="preserve">15. 登录页面 UI — 响应式设计，支持深色模式</w:t>
+      </w:r>
+    </w:p>
+    <w:p>
+      <w:pPr>
+        <w:spacing w:after="80"/>
+      </w:pPr>
+      <w:r>
+        <w:rPr>
+          <w:sz w:val="22"/>
+          <w:szCs w:val="22"/>
+        </w:rPr>
+        <w:t xml:space="preserve">16. 用户信息展示 — 头像、姓名、邮箱、已连接知识源</w:t>
+      </w:r>
+    </w:p>
+    <w:p>
+      <w:pPr>
+        <w:spacing w:after="80"/>
+      </w:pPr>
+      <w:r>
+        <w:rPr>
+          <w:sz w:val="22"/>
+          <w:szCs w:val="22"/>
+        </w:rPr>
+        <w:t xml:space="preserve">17. 会话管理 — 支持单设备登录或多设备登录可配置</w:t>
+      </w:r>
+    </w:p>
+    <w:p>
+      <w:pPr>
+        <w:spacing w:after="80"/>
+      </w:pPr>
+      <w:r>
+        <w:rPr>
+          <w:sz w:val="22"/>
+          <w:szCs w:val="22"/>
+        </w:rPr>
+        <w:t xml:space="preserve">18. 登出 — 清除所有 Token，撤销 Refresh Token</w:t>
       </w:r>
     </w:p>
     <w:p>
@@ -196,43 +376,7 @@
           <w:sz w:val="22"/>
           <w:szCs w:val="22"/>
         </w:rPr>
-        <w:t xml:space="preserve">OAuth2 流程：</w:t>
-      </w:r>
-    </w:p>
-    <w:p>
-      <w:pPr>
-        <w:spacing w:after="80"/>
-      </w:pPr>
-      <w:r>
-        <w:rPr>
-          <w:sz w:val="22"/>
-          <w:szCs w:val="22"/>
-        </w:rPr>
-        <w:t xml:space="preserve">- 采用 Authorization Code Flow + PKCE</w:t>
-      </w:r>
-    </w:p>
-    <w:p>
-      <w:pPr>
-        <w:spacing w:after="80"/>
-      </w:pPr>
-      <w:r>
-        <w:rPr>
-          <w:sz w:val="22"/>
-          <w:szCs w:val="22"/>
-        </w:rPr>
-        <w:t xml:space="preserve">- Token 存储：HttpOnly Cookie（Access Token）+ 加密 localStorage（Refresh Token）</w:t>
-      </w:r>
-    </w:p>
-    <w:p>
-      <w:pPr>
-        <w:spacing w:after="80"/>
-      </w:pPr>
-      <w:r>
-        <w:rPr>
-          <w:sz w:val="22"/>
-          <w:szCs w:val="22"/>
-        </w:rPr>
-        <w:t xml:space="preserve">- Token 刷新：Access Token 有效期 1 小时，Refresh Token 7 天</w:t>
+        <w:t xml:space="preserve">陈强汇报技术方案：</w:t>
       </w:r>
     </w:p>
     <w:p>
@@ -256,7 +400,139 @@
           <w:sz w:val="22"/>
           <w:szCs w:val="22"/>
         </w:rPr>
-        <w:t xml:space="preserve">安全要求：</w:t>
+        <w:t xml:space="preserve">OAuth2 流程（Authorization Code Flow + PKCE）：</w:t>
+      </w:r>
+    </w:p>
+    <w:p>
+      <w:pPr>
+        <w:spacing w:after="80"/>
+      </w:pPr>
+      <w:r>
+        <w:rPr>
+          <w:sz w:val="22"/>
+          <w:szCs w:val="22"/>
+        </w:rPr>
+        <w:t xml:space="preserve">- 比 Implicit Flow 更安全，Token 不暴露在 URL 中</w:t>
+      </w:r>
+    </w:p>
+    <w:p>
+      <w:pPr>
+        <w:spacing w:after="80"/>
+      </w:pPr>
+      <w:r>
+        <w:rPr>
+          <w:sz w:val="22"/>
+          <w:szCs w:val="22"/>
+        </w:rPr>
+        <w:t xml:space="preserve">- PKCE 防止授权码拦截攻击</w:t>
+      </w:r>
+    </w:p>
+    <w:p>
+      <w:pPr>
+        <w:spacing w:after="80"/>
+      </w:pPr>
+      <w:r>
+        <w:rPr>
+          <w:sz w:val="22"/>
+          <w:szCs w:val="22"/>
+        </w:rPr>
+        <w:t xml:space="preserve">- 支持 Microsoft 和 GitHub 两个 Provider</w:t>
+      </w:r>
+    </w:p>
+    <w:p>
+      <w:pPr>
+        <w:spacing w:after="80"/>
+      </w:pPr>
+      <w:r>
+        <w:rPr>
+          <w:sz w:val="22"/>
+          <w:szCs w:val="22"/>
+        </w:rPr>
+        <w:t xml:space="preserve"/>
+      </w:r>
+    </w:p>
+    <w:p>
+      <w:pPr>
+        <w:spacing w:after="80"/>
+      </w:pPr>
+      <w:r>
+        <w:rPr>
+          <w:sz w:val="22"/>
+          <w:szCs w:val="22"/>
+        </w:rPr>
+        <w:t xml:space="preserve">Token 管理设计：</w:t>
+      </w:r>
+    </w:p>
+    <w:p>
+      <w:pPr>
+        <w:spacing w:after="80"/>
+      </w:pPr>
+      <w:r>
+        <w:rPr>
+          <w:sz w:val="22"/>
+          <w:szCs w:val="22"/>
+        </w:rPr>
+        <w:t xml:space="preserve">- Access Token: JWT 格式，RS256 签名，1 小时有效期</w:t>
+      </w:r>
+    </w:p>
+    <w:p>
+      <w:pPr>
+        <w:spacing w:after="80"/>
+      </w:pPr>
+      <w:r>
+        <w:rPr>
+          <w:sz w:val="22"/>
+          <w:szCs w:val="22"/>
+        </w:rPr>
+        <w:t xml:space="preserve">- Refresh Token: 随机字符串，7 天有效期，存储在加密 localStorage</w:t>
+      </w:r>
+    </w:p>
+    <w:p>
+      <w:pPr>
+        <w:spacing w:after="80"/>
+      </w:pPr>
+      <w:r>
+        <w:rPr>
+          <w:sz w:val="22"/>
+          <w:szCs w:val="22"/>
+        </w:rPr>
+        <w:t xml:space="preserve">- Token 刷新: 前端检测 Access Token 过期前 5 分钟自动刷新</w:t>
+      </w:r>
+    </w:p>
+    <w:p>
+      <w:pPr>
+        <w:spacing w:after="80"/>
+      </w:pPr>
+      <w:r>
+        <w:rPr>
+          <w:sz w:val="22"/>
+          <w:szCs w:val="22"/>
+        </w:rPr>
+        <w:t xml:space="preserve">- 刷新队列: 使用 Promise 队列防止并发刷新竞态（BUG-215 方案）</w:t>
+      </w:r>
+    </w:p>
+    <w:p>
+      <w:pPr>
+        <w:spacing w:after="80"/>
+      </w:pPr>
+      <w:r>
+        <w:rPr>
+          <w:sz w:val="22"/>
+          <w:szCs w:val="22"/>
+        </w:rPr>
+        <w:t xml:space="preserve"/>
+      </w:r>
+    </w:p>
+    <w:p>
+      <w:pPr>
+        <w:spacing w:after="80"/>
+      </w:pPr>
+      <w:r>
+        <w:rPr>
+          <w:sz w:val="22"/>
+          <w:szCs w:val="22"/>
+        </w:rPr>
+        <w:t xml:space="preserve">安全设计：</w:t>
       </w:r>
     </w:p>
     <w:p>
@@ -280,7 +556,7 @@
           <w:sz w:val="22"/>
           <w:szCs w:val="22"/>
         </w:rPr>
-        <w:t xml:space="preserve">- CSRF 防护：State 参数验证</w:t>
+        <w:t xml:space="preserve">- CSRF 防护：OAuth2 State 参数验证</w:t>
       </w:r>
     </w:p>
     <w:p>
@@ -304,6 +580,30 @@
           <w:sz w:val="22"/>
           <w:szCs w:val="22"/>
         </w:rPr>
+        <w:t xml:space="preserve">- Rate Limiting：登录 10 次/分钟/IP，Token 刷新 60 次/分钟/用户</w:t>
+      </w:r>
+    </w:p>
+    <w:p>
+      <w:pPr>
+        <w:spacing w:after="80"/>
+      </w:pPr>
+      <w:r>
+        <w:rPr>
+          <w:sz w:val="22"/>
+          <w:szCs w:val="22"/>
+        </w:rPr>
+        <w:t xml:space="preserve">- 审计日志：记录所有认证事件到 audit_log 表</w:t>
+      </w:r>
+    </w:p>
+    <w:p>
+      <w:pPr>
+        <w:spacing w:after="80"/>
+      </w:pPr>
+      <w:r>
+        <w:rPr>
+          <w:sz w:val="22"/>
+          <w:szCs w:val="22"/>
+        </w:rPr>
         <w:t xml:space="preserve"/>
       </w:r>
     </w:p>
@@ -328,7 +628,7 @@
           <w:sz w:val="22"/>
           <w:szCs w:val="22"/>
         </w:rPr>
-        <w:t xml:space="preserve">- 罗茜展示了登录页面设计稿</w:t>
+        <w:t xml:space="preserve">- 罗茜展示了登录页面设计稿（高保真）</w:t>
       </w:r>
     </w:p>
     <w:p>
@@ -353,6 +653,18 @@
           <w:szCs w:val="22"/>
         </w:rPr>
         <w:t xml:space="preserve">- 登录后显示用户头像和连接的知识源状态</w:t>
+      </w:r>
+    </w:p>
+    <w:p>
+      <w:pPr>
+        <w:spacing w:after="80"/>
+      </w:pPr>
+      <w:r>
+        <w:rPr>
+          <w:sz w:val="22"/>
+          <w:szCs w:val="22"/>
+        </w:rPr>
+        <w:t xml:space="preserve">- 响应式设计，支持移动端</w:t>
       </w:r>
     </w:p>
     <w:p>
@@ -367,44 +679,636 @@
           <w:sz w:val="26"/>
           <w:szCs w:val="26"/>
         </w:rPr>
-        <w:t xml:space="preserve">决策</w:t>
-      </w:r>
-    </w:p>
-    <w:p>
-      <w:pPr>
-        <w:spacing w:after="80"/>
-      </w:pPr>
-      <w:r>
-        <w:rPr>
-          <w:sz w:val="22"/>
-          <w:szCs w:val="22"/>
-        </w:rPr>
-        <w:t xml:space="preserve">1. 优先实现 Microsoft OAuth2（P0），GitHub OAuth 次之（P1）</w:t>
-      </w:r>
-    </w:p>
-    <w:p>
-      <w:pPr>
-        <w:spacing w:after="80"/>
-      </w:pPr>
-      <w:r>
-        <w:rPr>
-          <w:sz w:val="22"/>
-          <w:szCs w:val="22"/>
-        </w:rPr>
-        <w:t xml:space="preserve">2. Token 刷新采用静默方式，用户无感知</w:t>
-      </w:r>
-    </w:p>
-    <w:p>
-      <w:pPr>
-        <w:spacing w:after="80"/>
-      </w:pPr>
-      <w:r>
-        <w:rPr>
-          <w:sz w:val="22"/>
-          <w:szCs w:val="22"/>
-        </w:rPr>
-        <w:t xml:space="preserve">3. 登录页面使用罗茜的设计方案</w:t>
-      </w:r>
+        <w:t xml:space="preserve">需求变更</w:t>
+      </w:r>
+    </w:p>
+    <w:p>
+      <w:pPr>
+        <w:spacing w:after="80"/>
+      </w:pPr>
+      <w:r>
+        <w:rPr>
+          <w:sz w:val="22"/>
+          <w:szCs w:val="22"/>
+        </w:rPr>
+        <w:t xml:space="preserve">3 条需求变更：</w:t>
+      </w:r>
+    </w:p>
+    <w:p>
+      <w:pPr>
+        <w:spacing w:after="80"/>
+      </w:pPr>
+      <w:r>
+        <w:rPr>
+          <w:sz w:val="22"/>
+          <w:szCs w:val="22"/>
+        </w:rPr>
+        <w:t xml:space="preserve">1. 原需求 7（CSRF 防护）增加 SameSite Cookie 属性 — 陈强提出，全员同意</w:t>
+      </w:r>
+    </w:p>
+    <w:p>
+      <w:pPr>
+        <w:spacing w:after="80"/>
+      </w:pPr>
+      <w:r>
+        <w:rPr>
+          <w:sz w:val="22"/>
+          <w:szCs w:val="22"/>
+        </w:rPr>
+        <w:t xml:space="preserve">2. 原需求 17（会话管理）改为默认单设备登录 — 苏楠提出，企业客户反馈</w:t>
+      </w:r>
+    </w:p>
+    <w:p>
+      <w:pPr>
+        <w:spacing w:after="80"/>
+      </w:pPr>
+      <w:r>
+        <w:rPr>
+          <w:sz w:val="22"/>
+          <w:szCs w:val="22"/>
+        </w:rPr>
+        <w:t xml:space="preserve">3. 新增需求 19：支持 API Key 认证（用于 CLI 工具） — 陈强提出，排入 Sprint 4</w:t>
+      </w:r>
+    </w:p>
+    <w:p>
+      <w:pPr>
+        <w:pStyle w:val="Heading2"/>
+        <w:spacing w:after="150" w:before="300"/>
+      </w:pPr>
+      <w:r>
+        <w:rPr>
+          <w:b/>
+          <w:bCs/>
+          <w:sz w:val="26"/>
+          <w:szCs w:val="26"/>
+        </w:rPr>
+        <w:t xml:space="preserve">Action Items</w:t>
+      </w:r>
+    </w:p>
+    <w:tbl>
+      <w:tblPr>
+        <w:tblW w:type="dxa" w:w="9000"/>
+        <w:tblBorders>
+          <w:top w:val="single" w:color="auto" w:sz="4"/>
+          <w:left w:val="single" w:color="auto" w:sz="4"/>
+          <w:bottom w:val="single" w:color="auto" w:sz="4"/>
+          <w:right w:val="single" w:color="auto" w:sz="4"/>
+          <w:insideH w:val="single" w:color="auto" w:sz="4"/>
+          <w:insideV w:val="single" w:color="auto" w:sz="4"/>
+        </w:tblBorders>
+      </w:tblPr>
+      <w:tblGrid>
+        <w:gridCol w:w="100"/>
+        <w:gridCol w:w="100"/>
+        <w:gridCol w:w="100"/>
+      </w:tblGrid>
+      <w:tr>
+        <w:tc>
+          <w:tcPr>
+            <w:tcW w:type="dxa" w:w="3000"/>
+            <w:tcBorders>
+              <w:top w:val="single" w:color="CCCCCC" w:sz="1"/>
+              <w:left w:val="single" w:color="CCCCCC" w:sz="1"/>
+              <w:bottom w:val="single" w:color="CCCCCC" w:sz="1"/>
+              <w:right w:val="single" w:color="CCCCCC" w:sz="1"/>
+            </w:tcBorders>
+            <w:shd w:color="E2E8F0" w:val="solid"/>
+          </w:tcPr>
+          <w:p>
+            <w:pPr>
+              <w:spacing w:after="40" w:before="40"/>
+            </w:pPr>
+            <w:r>
+              <w:rPr>
+                <w:b/>
+                <w:bCs/>
+                <w:sz w:val="20"/>
+                <w:szCs w:val="20"/>
+              </w:rPr>
+              <w:t xml:space="preserve">任务</w:t>
+            </w:r>
+          </w:p>
+        </w:tc>
+        <w:tc>
+          <w:tcPr>
+            <w:tcW w:type="dxa" w:w="3000"/>
+            <w:tcBorders>
+              <w:top w:val="single" w:color="CCCCCC" w:sz="1"/>
+              <w:left w:val="single" w:color="CCCCCC" w:sz="1"/>
+              <w:bottom w:val="single" w:color="CCCCCC" w:sz="1"/>
+              <w:right w:val="single" w:color="CCCCCC" w:sz="1"/>
+            </w:tcBorders>
+            <w:shd w:color="E2E8F0" w:val="solid"/>
+          </w:tcPr>
+          <w:p>
+            <w:pPr>
+              <w:spacing w:after="40" w:before="40"/>
+            </w:pPr>
+            <w:r>
+              <w:rPr>
+                <w:b/>
+                <w:bCs/>
+                <w:sz w:val="20"/>
+                <w:szCs w:val="20"/>
+              </w:rPr>
+              <w:t xml:space="preserve">负责人</w:t>
+            </w:r>
+          </w:p>
+        </w:tc>
+        <w:tc>
+          <w:tcPr>
+            <w:tcW w:type="dxa" w:w="3000"/>
+            <w:tcBorders>
+              <w:top w:val="single" w:color="CCCCCC" w:sz="1"/>
+              <w:left w:val="single" w:color="CCCCCC" w:sz="1"/>
+              <w:bottom w:val="single" w:color="CCCCCC" w:sz="1"/>
+              <w:right w:val="single" w:color="CCCCCC" w:sz="1"/>
+            </w:tcBorders>
+            <w:shd w:color="E2E8F0" w:val="solid"/>
+          </w:tcPr>
+          <w:p>
+            <w:pPr>
+              <w:spacing w:after="40" w:before="40"/>
+            </w:pPr>
+            <w:r>
+              <w:rPr>
+                <w:b/>
+                <w:bCs/>
+                <w:sz w:val="20"/>
+                <w:szCs w:val="20"/>
+              </w:rPr>
+              <w:t xml:space="preserve">截止日期</w:t>
+            </w:r>
+          </w:p>
+        </w:tc>
+      </w:tr>
+      <w:tr>
+        <w:tc>
+          <w:tcPr>
+            <w:tcW w:type="dxa" w:w="3000"/>
+            <w:tcBorders>
+              <w:top w:val="single" w:color="CCCCCC" w:sz="1"/>
+              <w:left w:val="single" w:color="CCCCCC" w:sz="1"/>
+              <w:bottom w:val="single" w:color="CCCCCC" w:sz="1"/>
+              <w:right w:val="single" w:color="CCCCCC" w:sz="1"/>
+            </w:tcBorders>
+          </w:tcPr>
+          <w:p>
+            <w:pPr>
+              <w:spacing w:after="40" w:before="40"/>
+            </w:pPr>
+            <w:r>
+              <w:rPr>
+                <w:b w:val="false"/>
+                <w:bCs w:val="false"/>
+                <w:sz w:val="20"/>
+                <w:szCs w:val="20"/>
+              </w:rPr>
+              <w:t xml:space="preserve">完成 OAuth2 基础框架</w:t>
+            </w:r>
+          </w:p>
+        </w:tc>
+        <w:tc>
+          <w:tcPr>
+            <w:tcW w:type="dxa" w:w="3000"/>
+            <w:tcBorders>
+              <w:top w:val="single" w:color="CCCCCC" w:sz="1"/>
+              <w:left w:val="single" w:color="CCCCCC" w:sz="1"/>
+              <w:bottom w:val="single" w:color="CCCCCC" w:sz="1"/>
+              <w:right w:val="single" w:color="CCCCCC" w:sz="1"/>
+            </w:tcBorders>
+          </w:tcPr>
+          <w:p>
+            <w:pPr>
+              <w:spacing w:after="40" w:before="40"/>
+            </w:pPr>
+            <w:r>
+              <w:rPr>
+                <w:b w:val="false"/>
+                <w:bCs w:val="false"/>
+                <w:sz w:val="20"/>
+                <w:szCs w:val="20"/>
+              </w:rPr>
+              <w:t xml:space="preserve">王超</w:t>
+            </w:r>
+          </w:p>
+        </w:tc>
+        <w:tc>
+          <w:tcPr>
+            <w:tcW w:type="dxa" w:w="3000"/>
+            <w:tcBorders>
+              <w:top w:val="single" w:color="CCCCCC" w:sz="1"/>
+              <w:left w:val="single" w:color="CCCCCC" w:sz="1"/>
+              <w:bottom w:val="single" w:color="CCCCCC" w:sz="1"/>
+              <w:right w:val="single" w:color="CCCCCC" w:sz="1"/>
+            </w:tcBorders>
+          </w:tcPr>
+          <w:p>
+            <w:pPr>
+              <w:spacing w:after="40" w:before="40"/>
+            </w:pPr>
+            <w:r>
+              <w:rPr>
+                <w:b w:val="false"/>
+                <w:bCs w:val="false"/>
+                <w:sz w:val="20"/>
+                <w:szCs w:val="20"/>
+              </w:rPr>
+              <w:t xml:space="preserve">周三</w:t>
+            </w:r>
+          </w:p>
+        </w:tc>
+      </w:tr>
+      <w:tr>
+        <w:tc>
+          <w:tcPr>
+            <w:tcW w:type="dxa" w:w="3000"/>
+            <w:tcBorders>
+              <w:top w:val="single" w:color="CCCCCC" w:sz="1"/>
+              <w:left w:val="single" w:color="CCCCCC" w:sz="1"/>
+              <w:bottom w:val="single" w:color="CCCCCC" w:sz="1"/>
+              <w:right w:val="single" w:color="CCCCCC" w:sz="1"/>
+            </w:tcBorders>
+          </w:tcPr>
+          <w:p>
+            <w:pPr>
+              <w:spacing w:after="40" w:before="40"/>
+            </w:pPr>
+            <w:r>
+              <w:rPr>
+                <w:b w:val="false"/>
+                <w:bCs w:val="false"/>
+                <w:sz w:val="20"/>
+                <w:szCs w:val="20"/>
+              </w:rPr>
+              <w:t xml:space="preserve">登录页面 UI 实现</w:t>
+            </w:r>
+          </w:p>
+        </w:tc>
+        <w:tc>
+          <w:tcPr>
+            <w:tcW w:type="dxa" w:w="3000"/>
+            <w:tcBorders>
+              <w:top w:val="single" w:color="CCCCCC" w:sz="1"/>
+              <w:left w:val="single" w:color="CCCCCC" w:sz="1"/>
+              <w:bottom w:val="single" w:color="CCCCCC" w:sz="1"/>
+              <w:right w:val="single" w:color="CCCCCC" w:sz="1"/>
+            </w:tcBorders>
+          </w:tcPr>
+          <w:p>
+            <w:pPr>
+              <w:spacing w:after="40" w:before="40"/>
+            </w:pPr>
+            <w:r>
+              <w:rPr>
+                <w:b w:val="false"/>
+                <w:bCs w:val="false"/>
+                <w:sz w:val="20"/>
+                <w:szCs w:val="20"/>
+              </w:rPr>
+              <w:t xml:space="preserve">赵丽</w:t>
+            </w:r>
+          </w:p>
+        </w:tc>
+        <w:tc>
+          <w:tcPr>
+            <w:tcW w:type="dxa" w:w="3000"/>
+            <w:tcBorders>
+              <w:top w:val="single" w:color="CCCCCC" w:sz="1"/>
+              <w:left w:val="single" w:color="CCCCCC" w:sz="1"/>
+              <w:bottom w:val="single" w:color="CCCCCC" w:sz="1"/>
+              <w:right w:val="single" w:color="CCCCCC" w:sz="1"/>
+            </w:tcBorders>
+          </w:tcPr>
+          <w:p>
+            <w:pPr>
+              <w:spacing w:after="40" w:before="40"/>
+            </w:pPr>
+            <w:r>
+              <w:rPr>
+                <w:b w:val="false"/>
+                <w:bCs w:val="false"/>
+                <w:sz w:val="20"/>
+                <w:szCs w:val="20"/>
+              </w:rPr>
+              <w:t xml:space="preserve">周四</w:t>
+            </w:r>
+          </w:p>
+        </w:tc>
+      </w:tr>
+      <w:tr>
+        <w:tc>
+          <w:tcPr>
+            <w:tcW w:type="dxa" w:w="3000"/>
+            <w:tcBorders>
+              <w:top w:val="single" w:color="CCCCCC" w:sz="1"/>
+              <w:left w:val="single" w:color="CCCCCC" w:sz="1"/>
+              <w:bottom w:val="single" w:color="CCCCCC" w:sz="1"/>
+              <w:right w:val="single" w:color="CCCCCC" w:sz="1"/>
+            </w:tcBorders>
+          </w:tcPr>
+          <w:p>
+            <w:pPr>
+              <w:spacing w:after="40" w:before="40"/>
+            </w:pPr>
+            <w:r>
+              <w:rPr>
+                <w:b w:val="false"/>
+                <w:bCs w:val="false"/>
+                <w:sz w:val="20"/>
+                <w:szCs w:val="20"/>
+              </w:rPr>
+              <w:t xml:space="preserve">Token 管理组件</w:t>
+            </w:r>
+          </w:p>
+        </w:tc>
+        <w:tc>
+          <w:tcPr>
+            <w:tcW w:type="dxa" w:w="3000"/>
+            <w:tcBorders>
+              <w:top w:val="single" w:color="CCCCCC" w:sz="1"/>
+              <w:left w:val="single" w:color="CCCCCC" w:sz="1"/>
+              <w:bottom w:val="single" w:color="CCCCCC" w:sz="1"/>
+              <w:right w:val="single" w:color="CCCCCC" w:sz="1"/>
+            </w:tcBorders>
+          </w:tcPr>
+          <w:p>
+            <w:pPr>
+              <w:spacing w:after="40" w:before="40"/>
+            </w:pPr>
+            <w:r>
+              <w:rPr>
+                <w:b w:val="false"/>
+                <w:bCs w:val="false"/>
+                <w:sz w:val="20"/>
+                <w:szCs w:val="20"/>
+              </w:rPr>
+              <w:t xml:space="preserve">赵丽</w:t>
+            </w:r>
+          </w:p>
+        </w:tc>
+        <w:tc>
+          <w:tcPr>
+            <w:tcW w:type="dxa" w:w="3000"/>
+            <w:tcBorders>
+              <w:top w:val="single" w:color="CCCCCC" w:sz="1"/>
+              <w:left w:val="single" w:color="CCCCCC" w:sz="1"/>
+              <w:bottom w:val="single" w:color="CCCCCC" w:sz="1"/>
+              <w:right w:val="single" w:color="CCCCCC" w:sz="1"/>
+            </w:tcBorders>
+          </w:tcPr>
+          <w:p>
+            <w:pPr>
+              <w:spacing w:after="40" w:before="40"/>
+            </w:pPr>
+            <w:r>
+              <w:rPr>
+                <w:b w:val="false"/>
+                <w:bCs w:val="false"/>
+                <w:sz w:val="20"/>
+                <w:szCs w:val="20"/>
+              </w:rPr>
+              <w:t xml:space="preserve">周四</w:t>
+            </w:r>
+          </w:p>
+        </w:tc>
+      </w:tr>
+      <w:tr>
+        <w:tc>
+          <w:tcPr>
+            <w:tcW w:type="dxa" w:w="3000"/>
+            <w:tcBorders>
+              <w:top w:val="single" w:color="CCCCCC" w:sz="1"/>
+              <w:left w:val="single" w:color="CCCCCC" w:sz="1"/>
+              <w:bottom w:val="single" w:color="CCCCCC" w:sz="1"/>
+              <w:right w:val="single" w:color="CCCCCC" w:sz="1"/>
+            </w:tcBorders>
+          </w:tcPr>
+          <w:p>
+            <w:pPr>
+              <w:spacing w:after="40" w:before="40"/>
+            </w:pPr>
+            <w:r>
+              <w:rPr>
+                <w:b w:val="false"/>
+                <w:bCs w:val="false"/>
+                <w:sz w:val="20"/>
+                <w:szCs w:val="20"/>
+              </w:rPr>
+              <w:t xml:space="preserve">E2E 测试用例编写</w:t>
+            </w:r>
+          </w:p>
+        </w:tc>
+        <w:tc>
+          <w:tcPr>
+            <w:tcW w:type="dxa" w:w="3000"/>
+            <w:tcBorders>
+              <w:top w:val="single" w:color="CCCCCC" w:sz="1"/>
+              <w:left w:val="single" w:color="CCCCCC" w:sz="1"/>
+              <w:bottom w:val="single" w:color="CCCCCC" w:sz="1"/>
+              <w:right w:val="single" w:color="CCCCCC" w:sz="1"/>
+            </w:tcBorders>
+          </w:tcPr>
+          <w:p>
+            <w:pPr>
+              <w:spacing w:after="40" w:before="40"/>
+            </w:pPr>
+            <w:r>
+              <w:rPr>
+                <w:b w:val="false"/>
+                <w:bCs w:val="false"/>
+                <w:sz w:val="20"/>
+                <w:szCs w:val="20"/>
+              </w:rPr>
+              <w:t xml:space="preserve">杨飞</w:t>
+            </w:r>
+          </w:p>
+        </w:tc>
+        <w:tc>
+          <w:tcPr>
+            <w:tcW w:type="dxa" w:w="3000"/>
+            <w:tcBorders>
+              <w:top w:val="single" w:color="CCCCCC" w:sz="1"/>
+              <w:left w:val="single" w:color="CCCCCC" w:sz="1"/>
+              <w:bottom w:val="single" w:color="CCCCCC" w:sz="1"/>
+              <w:right w:val="single" w:color="CCCCCC" w:sz="1"/>
+            </w:tcBorders>
+          </w:tcPr>
+          <w:p>
+            <w:pPr>
+              <w:spacing w:after="40" w:before="40"/>
+            </w:pPr>
+            <w:r>
+              <w:rPr>
+                <w:b w:val="false"/>
+                <w:bCs w:val="false"/>
+                <w:sz w:val="20"/>
+                <w:szCs w:val="20"/>
+              </w:rPr>
+              <w:t xml:space="preserve">周五</w:t>
+            </w:r>
+          </w:p>
+        </w:tc>
+      </w:tr>
+      <w:tr>
+        <w:tc>
+          <w:tcPr>
+            <w:tcW w:type="dxa" w:w="3000"/>
+            <w:tcBorders>
+              <w:top w:val="single" w:color="CCCCCC" w:sz="1"/>
+              <w:left w:val="single" w:color="CCCCCC" w:sz="1"/>
+              <w:bottom w:val="single" w:color="CCCCCC" w:sz="1"/>
+              <w:right w:val="single" w:color="CCCCCC" w:sz="1"/>
+            </w:tcBorders>
+          </w:tcPr>
+          <w:p>
+            <w:pPr>
+              <w:spacing w:after="40" w:before="40"/>
+            </w:pPr>
+            <w:r>
+              <w:rPr>
+                <w:b w:val="false"/>
+                <w:bCs w:val="false"/>
+                <w:sz w:val="20"/>
+                <w:szCs w:val="20"/>
+              </w:rPr>
+              <w:t xml:space="preserve">安全评审（CSRF、XSS、Rate Limiting）</w:t>
+            </w:r>
+          </w:p>
+        </w:tc>
+        <w:tc>
+          <w:tcPr>
+            <w:tcW w:type="dxa" w:w="3000"/>
+            <w:tcBorders>
+              <w:top w:val="single" w:color="CCCCCC" w:sz="1"/>
+              <w:left w:val="single" w:color="CCCCCC" w:sz="1"/>
+              <w:bottom w:val="single" w:color="CCCCCC" w:sz="1"/>
+              <w:right w:val="single" w:color="CCCCCC" w:sz="1"/>
+            </w:tcBorders>
+          </w:tcPr>
+          <w:p>
+            <w:pPr>
+              <w:spacing w:after="40" w:before="40"/>
+            </w:pPr>
+            <w:r>
+              <w:rPr>
+                <w:b w:val="false"/>
+                <w:bCs w:val="false"/>
+                <w:sz w:val="20"/>
+                <w:szCs w:val="20"/>
+              </w:rPr>
+              <w:t xml:space="preserve">陈强</w:t>
+            </w:r>
+          </w:p>
+        </w:tc>
+        <w:tc>
+          <w:tcPr>
+            <w:tcW w:type="dxa" w:w="3000"/>
+            <w:tcBorders>
+              <w:top w:val="single" w:color="CCCCCC" w:sz="1"/>
+              <w:left w:val="single" w:color="CCCCCC" w:sz="1"/>
+              <w:bottom w:val="single" w:color="CCCCCC" w:sz="1"/>
+              <w:right w:val="single" w:color="CCCCCC" w:sz="1"/>
+            </w:tcBorders>
+          </w:tcPr>
+          <w:p>
+            <w:pPr>
+              <w:spacing w:after="40" w:before="40"/>
+            </w:pPr>
+            <w:r>
+              <w:rPr>
+                <w:b w:val="false"/>
+                <w:bCs w:val="false"/>
+                <w:sz w:val="20"/>
+                <w:szCs w:val="20"/>
+              </w:rPr>
+              <w:t xml:space="preserve">周五</w:t>
+            </w:r>
+          </w:p>
+        </w:tc>
+      </w:tr>
+      <w:tr>
+        <w:tc>
+          <w:tcPr>
+            <w:tcW w:type="dxa" w:w="3000"/>
+            <w:tcBorders>
+              <w:top w:val="single" w:color="CCCCCC" w:sz="1"/>
+              <w:left w:val="single" w:color="CCCCCC" w:sz="1"/>
+              <w:bottom w:val="single" w:color="CCCCCC" w:sz="1"/>
+              <w:right w:val="single" w:color="CCCCCC" w:sz="1"/>
+            </w:tcBorders>
+          </w:tcPr>
+          <w:p>
+            <w:pPr>
+              <w:spacing w:after="40" w:before="40"/>
+            </w:pPr>
+            <w:r>
+              <w:rPr>
+                <w:b w:val="false"/>
+                <w:bCs w:val="false"/>
+                <w:sz w:val="20"/>
+                <w:szCs w:val="20"/>
+              </w:rPr>
+              <w:t xml:space="preserve">Azure AD 配置文档</w:t>
+            </w:r>
+          </w:p>
+        </w:tc>
+        <w:tc>
+          <w:tcPr>
+            <w:tcW w:type="dxa" w:w="3000"/>
+            <w:tcBorders>
+              <w:top w:val="single" w:color="CCCCCC" w:sz="1"/>
+              <w:left w:val="single" w:color="CCCCCC" w:sz="1"/>
+              <w:bottom w:val="single" w:color="CCCCCC" w:sz="1"/>
+              <w:right w:val="single" w:color="CCCCCC" w:sz="1"/>
+            </w:tcBorders>
+          </w:tcPr>
+          <w:p>
+            <w:pPr>
+              <w:spacing w:after="40" w:before="40"/>
+            </w:pPr>
+            <w:r>
+              <w:rPr>
+                <w:b w:val="false"/>
+                <w:bCs w:val="false"/>
+                <w:sz w:val="20"/>
+                <w:szCs w:val="20"/>
+              </w:rPr>
+              <w:t xml:space="preserve">王超</w:t>
+            </w:r>
+          </w:p>
+        </w:tc>
+        <w:tc>
+          <w:tcPr>
+            <w:tcW w:type="dxa" w:w="3000"/>
+            <w:tcBorders>
+              <w:top w:val="single" w:color="CCCCCC" w:sz="1"/>
+              <w:left w:val="single" w:color="CCCCCC" w:sz="1"/>
+              <w:bottom w:val="single" w:color="CCCCCC" w:sz="1"/>
+              <w:right w:val="single" w:color="CCCCCC" w:sz="1"/>
+            </w:tcBorders>
+          </w:tcPr>
+          <w:p>
+            <w:pPr>
+              <w:spacing w:after="40" w:before="40"/>
+            </w:pPr>
+            <w:r>
+              <w:rPr>
+                <w:b w:val="false"/>
+                <w:bCs w:val="false"/>
+                <w:sz w:val="20"/>
+                <w:szCs w:val="20"/>
+              </w:rPr>
+              <w:t xml:space="preserve">周二</w:t>
+            </w:r>
+          </w:p>
+        </w:tc>
+      </w:tr>
+    </w:tbl>
+    <w:p>
+      <w:pPr>
+        <w:spacing w:after="100"/>
+      </w:pPr>
     </w:p>
     <w:sectPr>
       <w:pgSz w:w="11906" w:h="16838" w:orient="portrait"/>
